--- a/word_reports/LP_0264_위치_243_Patrick Juvet_Laura Les m.docx
+++ b/word_reports/LP_0264_위치_243_Patrick Juvet_Laura Les m.docx
@@ -4,7 +4,7 @@
   <w:body>
     <w:p>
       <w:pPr>
-        <w:spacing w:after="280"/>
+        <w:spacing w:after="80"/>
       </w:pPr>
       <w:r>
         <w:rPr w:rFonts="맑은 고딕">
@@ -13,94 +13,47 @@
           <w:color w:val="1E3A8A"/>
           <w:sz w:val="30"/>
         </w:rPr>
-        <w:t>[243] Patrick Juvet - Laura Les mbres Delete</w:t>
+        <w:t>Patrick Juvet (패트릭 유베) - Laura Les mbres Delete</w:t>
       </w:r>
     </w:p>
     <w:p>
       <w:pPr>
-        <w:spacing w:after="320"/>
+        <w:spacing w:after="240"/>
       </w:pPr>
       <w:r>
         <w:rPr w:rFonts="맑은 고딕">
           <w:rFonts w:ascii="맑은 고딕" w:hAnsi="맑은 고딕" w:eastAsia="맑은 고딕"/>
           <w:b/>
-          <w:sz w:val="20"/>
+          <w:color w:val="4B5563"/>
+          <w:sz w:val="22"/>
         </w:rPr>
-        <w:t>■ 위치 : 243</w:t>
-        <w:br/>
-      </w:r>
-      <w:r>
-        <w:rPr w:rFonts="맑은 고딕">
-          <w:rFonts w:ascii="맑은 고딕" w:hAnsi="맑은 고딕" w:eastAsia="맑은 고딕"/>
-          <w:b/>
-          <w:sz w:val="20"/>
-        </w:rPr>
-        <w:t>■ 아티스트 : Patrick Juvet</w:t>
-        <w:br/>
-      </w:r>
-      <w:r>
-        <w:rPr w:rFonts="맑은 고딕">
-          <w:rFonts w:ascii="맑은 고딕" w:hAnsi="맑은 고딕" w:eastAsia="맑은 고딕"/>
-          <w:b/>
-          <w:sz w:val="20"/>
-        </w:rPr>
-        <w:t>■ 앨범명 : Laura Les mbres Delete</w:t>
-        <w:br/>
-      </w:r>
-      <w:r>
-        <w:rPr w:rFonts="맑은 고딕">
-          <w:rFonts w:ascii="맑은 고딕" w:hAnsi="맑은 고딕" w:eastAsia="맑은 고딕"/>
-          <w:b w:val="0"/>
-          <w:sz w:val="20"/>
-        </w:rPr>
-        <w:t>■ 음반 레이블 : Barclay</w:t>
-        <w:br/>
-      </w:r>
-      <w:r>
-        <w:rPr w:rFonts="맑은 고딕">
-          <w:rFonts w:ascii="맑은 고딕" w:hAnsi="맑은 고딕" w:eastAsia="맑은 고딕"/>
-          <w:b w:val="0"/>
-          <w:sz w:val="20"/>
-        </w:rPr>
-        <w:t>■ 발매년도 : 1979</w:t>
-        <w:br/>
-      </w:r>
-      <w:r>
-        <w:rPr w:rFonts="맑은 고딕">
-          <w:rFonts w:ascii="맑은 고딕" w:hAnsi="맑은 고딕" w:eastAsia="맑은 고딕"/>
-          <w:b w:val="0"/>
-          <w:sz w:val="20"/>
-        </w:rPr>
-        <w:t>■ 장르 : 영화 음악 (OST) / 프렌치 팝 (French Pop) / 신스팝 (Synth-Pop)</w:t>
-        <w:br/>
-      </w:r>
-      <w:r>
-        <w:rPr w:rFonts="맑은 고딕">
-          <w:rFonts w:ascii="맑은 고딕" w:hAnsi="맑은 고딕" w:eastAsia="맑은 고딕"/>
-          <w:b w:val="0"/>
-          <w:sz w:val="20"/>
-        </w:rPr>
-        <w:t>■ 주요 수록곡 : 1. Laura (Thème Principal)</w:t>
-        <w:br/>
+        <w:t>위치 :  243</w:t>
       </w:r>
     </w:p>
     <w:p>
       <w:pPr>
-        <w:spacing w:after="160"/>
+        <w:spacing w:line="324" w:lineRule="auto" w:before="80" w:after="160"/>
       </w:pPr>
       <w:r>
         <w:rPr w:rFonts="맑은 고딕">
           <w:rFonts w:ascii="맑은 고딕" w:hAnsi="맑은 고딕" w:eastAsia="맑은 고딕"/>
           <w:b/>
           <w:color w:val="1F2937"/>
-          <w:sz w:val="24"/>
+          <w:sz w:val="22"/>
         </w:rPr>
-        <w:t>■ 음반 해설 및 감상 가이드</w:t>
+        <w:t xml:space="preserve">[음반 소개] </w:t>
+      </w:r>
+      <w:r>
+        <w:rPr w:rFonts="맑은 고딕">
+          <w:rFonts w:ascii="맑은 고딕" w:hAnsi="맑은 고딕" w:eastAsia="맑은 고딕"/>
+          <w:b w:val="0"/>
+          <w:sz w:val="21"/>
+        </w:rPr>
       </w:r>
     </w:p>
     <w:p>
       <w:pPr>
-        <w:spacing w:line="312" w:lineRule="auto" w:after="120"/>
+        <w:spacing w:line="324" w:lineRule="auto" w:after="120"/>
       </w:pPr>
       <w:r>
         <w:rPr w:rFonts="맑은 고딕">
@@ -108,38 +61,516 @@
           <w:b w:val="0"/>
           <w:sz w:val="21"/>
         </w:rPr>
-        <w:t>스위스 출신의 싱어송라이터이자 유로 디스코의 거장 패트릭 쥬베(Patrick Juvet)가 1979년에 발표한 이 음반은 특유의 감각적인 미학으로 유명한 데이비드 해밀턴 감독의 동명 영화 《Laura, les ombres de l'été (로라, 여름의 그림자)》의 오리지널 사운드트랙입니다. 당대 최고의 댄스 플로어 히트곡인 'I Love America' 등으로 디스코 시대를 풍미했던 패트릭 쥬베는 이 앨범을 통해 화려한 조명 뒤에 숨겨둔 기품 있는 음악적 깊이와 탁월한 작곡 역량을 유감없이 발휘하였습니다.</w:t>
+        <w:t>유러피언 팝의 우아한 낭만주의자 패트릭 유베가 직조해 낸 이 음반은 아스라한 청춘의 기억과 탐미적인 서정미가 짙게 베어 있는 숨은 걸작입니다. 클래식 피아노에 기반을 둔 그의 유려한 선율감과 1970년대 후반의 몽환적인 신시사이저 음향이 결합하여 지극히 관능적이면서도 순수한 음악적 풍경을 그려냅니다. 영화적 시정과 아날로그 사운드의 온기가 조화를 이루며, 듣는 이를 단숨에 눈부신 햇살과 짙은 그늘이 교차하는 지중해의 여름 한가운데로 데려다놓습니다. 시대를 초월하여 유럽 아트 팝의 가장 시적인 순간을 증언하는 기념비적인 음반입니다.</w:t>
       </w:r>
     </w:p>
     <w:p>
       <w:pPr>
-        <w:spacing w:line="312" w:lineRule="auto" w:after="120"/>
+        <w:spacing w:line="324" w:lineRule="auto" w:before="200" w:after="80"/>
       </w:pPr>
+      <w:r>
+        <w:rPr w:rFonts="맑은 고딕">
+          <w:rFonts w:ascii="맑은 고딕" w:hAnsi="맑은 고딕" w:eastAsia="맑은 고딕"/>
+          <w:b/>
+          <w:color w:val="1E3A8A"/>
+          <w:sz w:val="24"/>
+        </w:rPr>
+        <w:t>1. 음반 데이터</w:t>
+      </w:r>
+    </w:p>
+    <w:p>
+      <w:pPr>
+        <w:spacing w:line="324" w:lineRule="auto" w:after="80"/>
+      </w:pPr>
+      <w:r>
+        <w:rPr w:rFonts="맑은 고딕">
+          <w:rFonts w:ascii="맑은 고딕" w:hAnsi="맑은 고딕" w:eastAsia="맑은 고딕"/>
+          <w:b w:val="0"/>
+          <w:color w:val="6B7280"/>
+          <w:sz w:val="21"/>
+        </w:rPr>
+        <w:t xml:space="preserve">· </w:t>
+      </w:r>
+      <w:r>
+        <w:rPr w:rFonts="맑은 고딕">
+          <w:rFonts w:ascii="맑은 고딕" w:hAnsi="맑은 고딕" w:eastAsia="맑은 고딕"/>
+          <w:b/>
+          <w:color w:val="1F2937"/>
+          <w:sz w:val="21"/>
+        </w:rPr>
+        <w:t xml:space="preserve">앨범명: </w:t>
+      </w:r>
       <w:r>
         <w:rPr w:rFonts="맑은 고딕">
           <w:rFonts w:ascii="맑은 고딕" w:hAnsi="맑은 고딕" w:eastAsia="맑은 고딕"/>
           <w:b w:val="0"/>
           <w:sz w:val="21"/>
         </w:rPr>
-        <w:t>음악적으로 이 음반은 1970년대 후반 프렌치 팝이 지닌 우아함과 일렉트로닉 신스팝의 선구적인 시도가 완벽한 조화를 이루고 있습니다. 섬세한 피아노 선율을 중심축으로 배치하고 아날로그 신디사이저의 몽환적인 스펙트럼과 오케스트라의 풍성한 현악 편곡을 더해, 영화가 지닌 탐미적이고 아련한 영상미를 청각적으로 완벽히 구현해 냈습니다. 패트릭 쥬베 특유의 감수성 넘치는 멜로디 라인은 듣는 이로 하여금 서정적인 여운에 깊이 빠져들게 만듭니다.</w:t>
+        <w:t>Laura Les mbres Delete</w:t>
       </w:r>
     </w:p>
     <w:p>
       <w:pPr>
-        <w:spacing w:line="312" w:lineRule="auto" w:after="120"/>
+        <w:spacing w:line="324" w:lineRule="auto" w:after="80"/>
       </w:pPr>
+      <w:r>
+        <w:rPr w:rFonts="맑은 고딕">
+          <w:rFonts w:ascii="맑은 고딕" w:hAnsi="맑은 고딕" w:eastAsia="맑은 고딕"/>
+          <w:b w:val="0"/>
+          <w:color w:val="6B7280"/>
+          <w:sz w:val="21"/>
+        </w:rPr>
+        <w:t xml:space="preserve">· </w:t>
+      </w:r>
+      <w:r>
+        <w:rPr w:rFonts="맑은 고딕">
+          <w:rFonts w:ascii="맑은 고딕" w:hAnsi="맑은 고딕" w:eastAsia="맑은 고딕"/>
+          <w:b/>
+          <w:color w:val="1F2937"/>
+          <w:sz w:val="21"/>
+        </w:rPr>
+        <w:t xml:space="preserve">아티스트: </w:t>
+      </w:r>
       <w:r>
         <w:rPr w:rFonts="맑은 고딕">
           <w:rFonts w:ascii="맑은 고딕" w:hAnsi="맑은 고딕" w:eastAsia="맑은 고딕"/>
           <w:b w:val="0"/>
           <w:sz w:val="21"/>
         </w:rPr>
-        <w:t>메인 테마곡인 'Laura'를 비롯해 음반 전반을 흐르는 트랙들은 단순한 영화의 배경음악을 넘어 하나의 완결성 높은 음시(音詩)로서 존재감을 드러냅니다. 화려한 디스코 비트 대신 가슴을 울리는 서정성과 절제된 낭만을 담아낸 이 앨범은 패트릭 쥬베의 디스코그래피 중 가장 아름다운 숨은 명반으로 꼽히며, 아날로그 LP 특유의 따스하고 공간감 넘치는 사운드로 감상할 때 그 진가를 비로소 느낄 수 있습니다.</w:t>
+        <w:t>Patrick Juvet (패트릭 유베)</w:t>
+      </w:r>
+    </w:p>
+    <w:p>
+      <w:pPr>
+        <w:spacing w:line="324" w:lineRule="auto" w:after="80"/>
+      </w:pPr>
+      <w:r>
+        <w:rPr w:rFonts="맑은 고딕">
+          <w:rFonts w:ascii="맑은 고딕" w:hAnsi="맑은 고딕" w:eastAsia="맑은 고딕"/>
+          <w:b w:val="0"/>
+          <w:color w:val="6B7280"/>
+          <w:sz w:val="21"/>
+        </w:rPr>
+        <w:t xml:space="preserve">· </w:t>
+      </w:r>
+      <w:r>
+        <w:rPr w:rFonts="맑은 고딕">
+          <w:rFonts w:ascii="맑은 고딕" w:hAnsi="맑은 고딕" w:eastAsia="맑은 고딕"/>
+          <w:b/>
+          <w:color w:val="1F2937"/>
+          <w:sz w:val="21"/>
+        </w:rPr>
+        <w:t xml:space="preserve">발매 정보: </w:t>
+      </w:r>
+      <w:r>
+        <w:rPr w:rFonts="맑은 고딕">
+          <w:rFonts w:ascii="맑은 고딕" w:hAnsi="맑은 고딕" w:eastAsia="맑은 고딕"/>
+          <w:b w:val="0"/>
+          <w:sz w:val="21"/>
+        </w:rPr>
+        <w:t>1979년 프랑스 바클레이(Barclay) 레이블을 통해 공개된 데이비드 해밀턴 감독의 탐미주의 영화 《Laura, les ombres de l'été(로라, 여름날의 그림자)》 오리지널 사운드트랙 기반의 명반으로, 패트릭 유베의 천재적인 멜로디 감각이 최고조에 달했을 때 탄생한 음반입니다.</w:t>
+      </w:r>
+    </w:p>
+    <w:p>
+      <w:pPr>
+        <w:spacing w:line="324" w:lineRule="auto" w:after="80"/>
+      </w:pPr>
+      <w:r>
+        <w:rPr w:rFonts="맑은 고딕">
+          <w:rFonts w:ascii="맑은 고딕" w:hAnsi="맑은 고딕" w:eastAsia="맑은 고딕"/>
+          <w:b w:val="0"/>
+          <w:color w:val="6B7280"/>
+          <w:sz w:val="21"/>
+        </w:rPr>
+        <w:t xml:space="preserve">· </w:t>
+      </w:r>
+      <w:r>
+        <w:rPr w:rFonts="맑은 고딕">
+          <w:rFonts w:ascii="맑은 고딕" w:hAnsi="맑은 고딕" w:eastAsia="맑은 고딕"/>
+          <w:b/>
+          <w:color w:val="1F2937"/>
+          <w:sz w:val="21"/>
+        </w:rPr>
+        <w:t xml:space="preserve">LP 인기도(판매량): </w:t>
+      </w:r>
+      <w:r>
+        <w:rPr w:rFonts="맑은 고딕">
+          <w:rFonts w:ascii="맑은 고딕" w:hAnsi="맑은 고딕" w:eastAsia="맑은 고딕"/>
+          <w:b w:val="0"/>
+          <w:sz w:val="21"/>
+        </w:rPr>
+        <w:t>발매 직후 프랑스와 유럽 전역의 사운드트랙 차트 상위권에 안착하며 영화의 센세이션과 함께 뜨거운 인기를 누렸으며, 골드 레코드에 필적하는 준수한 판매고를 기록하며 오랜 시간 컬렉터스 아이템으로 자리 잡았습니다.</w:t>
+      </w:r>
+    </w:p>
+    <w:p>
+      <w:pPr>
+        <w:spacing w:line="324" w:lineRule="auto" w:after="80"/>
+      </w:pPr>
+      <w:r>
+        <w:rPr w:rFonts="맑은 고딕">
+          <w:rFonts w:ascii="맑은 고딕" w:hAnsi="맑은 고딕" w:eastAsia="맑은 고딕"/>
+          <w:b w:val="0"/>
+          <w:color w:val="6B7280"/>
+          <w:sz w:val="21"/>
+        </w:rPr>
+        <w:t xml:space="preserve">· </w:t>
+      </w:r>
+      <w:r>
+        <w:rPr w:rFonts="맑은 고딕">
+          <w:rFonts w:ascii="맑은 고딕" w:hAnsi="맑은 고딕" w:eastAsia="맑은 고딕"/>
+          <w:b/>
+          <w:color w:val="1F2937"/>
+          <w:sz w:val="21"/>
+        </w:rPr>
+        <w:t xml:space="preserve">각종 수상경력: </w:t>
+      </w:r>
+      <w:r>
+        <w:rPr w:rFonts="맑은 고딕">
+          <w:rFonts w:ascii="맑은 고딕" w:hAnsi="맑은 고딕" w:eastAsia="맑은 고딕"/>
+          <w:b w:val="0"/>
+          <w:sz w:val="21"/>
+        </w:rPr>
+        <w:t>유럽 유수의 영화 음악 및 팝 비평지에서 "영상과 음악의 가장 완벽한 서정적 융합"이라는 찬사를 받았으며, 70년대 프렌치 신스 팝 및 유러피언 사운드트랙 분야의 명작으로 공인되었습니다.</w:t>
+      </w:r>
+    </w:p>
+    <w:p>
+      <w:pPr>
+        <w:spacing w:line="324" w:lineRule="auto" w:before="200" w:after="80"/>
+      </w:pPr>
+      <w:r>
+        <w:rPr w:rFonts="맑은 고딕">
+          <w:rFonts w:ascii="맑은 고딕" w:hAnsi="맑은 고딕" w:eastAsia="맑은 고딕"/>
+          <w:b/>
+          <w:color w:val="1E3A8A"/>
+          <w:sz w:val="24"/>
+        </w:rPr>
+        <w:t>2. 아티스트 정보</w:t>
+      </w:r>
+    </w:p>
+    <w:p>
+      <w:pPr>
+        <w:spacing w:line="324" w:lineRule="auto" w:after="80"/>
+      </w:pPr>
+      <w:r>
+        <w:rPr w:rFonts="맑은 고딕">
+          <w:rFonts w:ascii="맑은 고딕" w:hAnsi="맑은 고딕" w:eastAsia="맑은 고딕"/>
+          <w:b w:val="0"/>
+          <w:color w:val="6B7280"/>
+          <w:sz w:val="21"/>
+        </w:rPr>
+        <w:t xml:space="preserve">· </w:t>
+      </w:r>
+      <w:r>
+        <w:rPr w:rFonts="맑은 고딕">
+          <w:rFonts w:ascii="맑은 고딕" w:hAnsi="맑은 고딕" w:eastAsia="맑은 고딕"/>
+          <w:b/>
+          <w:color w:val="1F2937"/>
+          <w:sz w:val="21"/>
+        </w:rPr>
+        <w:t xml:space="preserve">국적: </w:t>
+      </w:r>
+      <w:r>
+        <w:rPr w:rFonts="맑은 고딕">
+          <w:rFonts w:ascii="맑은 고딕" w:hAnsi="맑은 고딕" w:eastAsia="맑은 고딕"/>
+          <w:b w:val="0"/>
+          <w:sz w:val="21"/>
+        </w:rPr>
+        <w:t>스위스 (프랑스 중심 활동)</w:t>
+      </w:r>
+    </w:p>
+    <w:p>
+      <w:pPr>
+        <w:spacing w:line="324" w:lineRule="auto" w:after="80"/>
+      </w:pPr>
+      <w:r>
+        <w:rPr w:rFonts="맑은 고딕">
+          <w:rFonts w:ascii="맑은 고딕" w:hAnsi="맑은 고딕" w:eastAsia="맑은 고딕"/>
+          <w:b w:val="0"/>
+          <w:color w:val="6B7280"/>
+          <w:sz w:val="21"/>
+        </w:rPr>
+        <w:t xml:space="preserve">· </w:t>
+      </w:r>
+      <w:r>
+        <w:rPr w:rFonts="맑은 고딕">
+          <w:rFonts w:ascii="맑은 고딕" w:hAnsi="맑은 고딕" w:eastAsia="맑은 고딕"/>
+          <w:b/>
+          <w:color w:val="1F2937"/>
+          <w:sz w:val="21"/>
+        </w:rPr>
+        <w:t xml:space="preserve">생몰년도: </w:t>
+      </w:r>
+      <w:r>
+        <w:rPr w:rFonts="맑은 고딕">
+          <w:rFonts w:ascii="맑은 고딕" w:hAnsi="맑은 고딕" w:eastAsia="맑은 고딕"/>
+          <w:b w:val="0"/>
+          <w:sz w:val="21"/>
+        </w:rPr>
+        <w:t>1950년 8월 21일 ~ 2021년 4월 1일</w:t>
+      </w:r>
+    </w:p>
+    <w:p>
+      <w:pPr>
+        <w:spacing w:line="324" w:lineRule="auto" w:after="80"/>
+      </w:pPr>
+      <w:r>
+        <w:rPr w:rFonts="맑은 고딕">
+          <w:rFonts w:ascii="맑은 고딕" w:hAnsi="맑은 고딕" w:eastAsia="맑은 고딕"/>
+          <w:b w:val="0"/>
+          <w:color w:val="6B7280"/>
+          <w:sz w:val="21"/>
+        </w:rPr>
+        <w:t xml:space="preserve">· </w:t>
+      </w:r>
+      <w:r>
+        <w:rPr w:rFonts="맑은 고딕">
+          <w:rFonts w:ascii="맑은 고딕" w:hAnsi="맑은 고딕" w:eastAsia="맑은 고딕"/>
+          <w:b/>
+          <w:color w:val="1F2937"/>
+          <w:sz w:val="21"/>
+        </w:rPr>
+        <w:t xml:space="preserve">그룹 소속: </w:t>
+      </w:r>
+      <w:r>
+        <w:rPr w:rFonts="맑은 고딕">
+          <w:rFonts w:ascii="맑은 고딕" w:hAnsi="맑은 고딕" w:eastAsia="맑은 고딕"/>
+          <w:b w:val="0"/>
+          <w:sz w:val="21"/>
+        </w:rPr>
+        <w:t>솔로 (싱어송라이터 / 작곡가 / 피아니스트)</w:t>
+      </w:r>
+    </w:p>
+    <w:p>
+      <w:pPr>
+        <w:spacing w:line="324" w:lineRule="auto" w:after="80"/>
+      </w:pPr>
+      <w:r>
+        <w:rPr w:rFonts="맑은 고딕">
+          <w:rFonts w:ascii="맑은 고딕" w:hAnsi="맑은 고딕" w:eastAsia="맑은 고딕"/>
+          <w:b w:val="0"/>
+          <w:color w:val="6B7280"/>
+          <w:sz w:val="21"/>
+        </w:rPr>
+        <w:t xml:space="preserve">· </w:t>
+      </w:r>
+      <w:r>
+        <w:rPr w:rFonts="맑은 고딕">
+          <w:rFonts w:ascii="맑은 고딕" w:hAnsi="맑은 고딕" w:eastAsia="맑은 고딕"/>
+          <w:b/>
+          <w:color w:val="1F2937"/>
+          <w:sz w:val="21"/>
+        </w:rPr>
+        <w:t xml:space="preserve">아티스트 소개: </w:t>
+      </w:r>
+      <w:r>
+        <w:rPr w:rFonts="맑은 고딕">
+          <w:rFonts w:ascii="맑은 고딕" w:hAnsi="맑은 고딕" w:eastAsia="맑은 고딕"/>
+          <w:b w:val="0"/>
+          <w:sz w:val="21"/>
+        </w:rPr>
+        <w:t>몽트뢰 음악원에서 클래식 피아노를 전공한 정통 음악도로, 유로비전 송 콘테스트 출전과 장 미셸 자르(Jean-Michel Jarre)와의 선구적 협업을 통해 프렌치 샹송과 전자 음악, 디스코를 융합한 천재 음악가입니다. 화려한 글램 록과 웅장한 디스코, 그리고 애수 어린 발라드를 자유자재로 넘나들며 1970년대 유럽 팝 음악계를 뒤흔든 독보적인 아이콘으로 평가받습니다.</w:t>
+      </w:r>
+    </w:p>
+    <w:p>
+      <w:pPr>
+        <w:spacing w:line="324" w:lineRule="auto" w:before="200" w:after="80"/>
+      </w:pPr>
+      <w:r>
+        <w:rPr w:rFonts="맑은 고딕">
+          <w:rFonts w:ascii="맑은 고딕" w:hAnsi="맑은 고딕" w:eastAsia="맑은 고딕"/>
+          <w:b/>
+          <w:color w:val="1E3A8A"/>
+          <w:sz w:val="24"/>
+        </w:rPr>
+        <w:t>3. 음반 상세 분석</w:t>
+      </w:r>
+    </w:p>
+    <w:p>
+      <w:pPr>
+        <w:spacing w:line="324" w:lineRule="auto" w:after="80"/>
+      </w:pPr>
+      <w:r>
+        <w:rPr w:rFonts="맑은 고딕">
+          <w:rFonts w:ascii="맑은 고딕" w:hAnsi="맑은 고딕" w:eastAsia="맑은 고딕"/>
+          <w:b w:val="0"/>
+          <w:color w:val="6B7280"/>
+          <w:sz w:val="21"/>
+        </w:rPr>
+        <w:t xml:space="preserve">· </w:t>
+      </w:r>
+      <w:r>
+        <w:rPr w:rFonts="맑은 고딕">
+          <w:rFonts w:ascii="맑은 고딕" w:hAnsi="맑은 고딕" w:eastAsia="맑은 고딕"/>
+          <w:b/>
+          <w:color w:val="1F2937"/>
+          <w:sz w:val="21"/>
+        </w:rPr>
+        <w:t xml:space="preserve">역사적 위치: </w:t>
+      </w:r>
+      <w:r>
+        <w:rPr w:rFonts="맑은 고딕">
+          <w:rFonts w:ascii="맑은 고딕" w:hAnsi="맑은 고딕" w:eastAsia="맑은 고딕"/>
+          <w:b w:val="0"/>
+          <w:sz w:val="21"/>
+        </w:rPr>
+        <w:t>디스코의 황제라는 화려한 외피 속에 감춰져 있던 패트릭 유베의 정통 클래식 작곡 역량과 아방가르드한 감수성이 폭발한 작품입니다. 영화 음악의 영역을 넘어 프렌치 일렉트로닉 팝과 오케스트레이션이 황홀하게 교차하는 사운드스케이프를 제시하며, 후대 드림 팝과 칠아웃 음악의 태동에 깊은 영감을 준 음악사적 의미를 지닙니다.</w:t>
+      </w:r>
+    </w:p>
+    <w:p>
+      <w:pPr>
+        <w:spacing w:line="324" w:lineRule="auto" w:after="80"/>
+      </w:pPr>
+      <w:r>
+        <w:rPr w:rFonts="맑은 고딕">
+          <w:rFonts w:ascii="맑은 고딕" w:hAnsi="맑은 고딕" w:eastAsia="맑은 고딕"/>
+          <w:b w:val="0"/>
+          <w:color w:val="6B7280"/>
+          <w:sz w:val="21"/>
+        </w:rPr>
+        <w:t xml:space="preserve">· </w:t>
+      </w:r>
+      <w:r>
+        <w:rPr w:rFonts="맑은 고딕">
+          <w:rFonts w:ascii="맑은 고딕" w:hAnsi="맑은 고딕" w:eastAsia="맑은 고딕"/>
+          <w:b/>
+          <w:color w:val="1F2937"/>
+          <w:sz w:val="21"/>
+        </w:rPr>
+        <w:t xml:space="preserve">시대의 흔적(스토리텔링): </w:t>
+      </w:r>
+      <w:r>
+        <w:rPr w:rFonts="맑은 고딕">
+          <w:rFonts w:ascii="맑은 고딕" w:hAnsi="맑은 고딕" w:eastAsia="맑은 고딕"/>
+          <w:b w:val="0"/>
+          <w:sz w:val="21"/>
+        </w:rPr>
+        <w:t>1970년대 말 유럽 청년들이 갈망하던 낭만주의와 아련한 노스탤지어가 고스란히 담겨 있습니다. 눈이 부실 정도로 찬란했던 청춘의 계절 뒤편에 찾아오는 쓸쓸함과 그리움을 우아한 멜로디로 어루만지며, 당시 세련된 파리지앵들의 감수성과 낭만을 완벽하게 대변해 주는 시대의 거울과도 같은 앨범입니다.</w:t>
+      </w:r>
+    </w:p>
+    <w:p>
+      <w:pPr>
+        <w:spacing w:line="324" w:lineRule="auto" w:before="200" w:after="80"/>
+      </w:pPr>
+      <w:r>
+        <w:rPr w:rFonts="맑은 고딕">
+          <w:rFonts w:ascii="맑은 고딕" w:hAnsi="맑은 고딕" w:eastAsia="맑은 고딕"/>
+          <w:b/>
+          <w:color w:val="1E3A8A"/>
+          <w:sz w:val="24"/>
+        </w:rPr>
+        <w:t>4. 주요 수록곡 및 감상 제언</w:t>
+      </w:r>
+    </w:p>
+    <w:p>
+      <w:pPr>
+        <w:spacing w:line="324" w:lineRule="auto" w:after="80"/>
+      </w:pPr>
+      <w:r>
+        <w:rPr w:rFonts="맑은 고딕">
+          <w:rFonts w:ascii="맑은 고딕" w:hAnsi="맑은 고딕" w:eastAsia="맑은 고딕"/>
+          <w:b w:val="0"/>
+          <w:color w:val="6B7280"/>
+          <w:sz w:val="21"/>
+        </w:rPr>
+        <w:t xml:space="preserve">· </w:t>
+      </w:r>
+      <w:r>
+        <w:rPr w:rFonts="맑은 고딕">
+          <w:rFonts w:ascii="맑은 고딕" w:hAnsi="맑은 고딕" w:eastAsia="맑은 고딕"/>
+          <w:b/>
+          <w:color w:val="1F2937"/>
+          <w:sz w:val="21"/>
+        </w:rPr>
+        <w:t xml:space="preserve">주요 수록곡 특징: </w:t>
+      </w:r>
+      <w:r>
+        <w:rPr w:rFonts="맑은 고딕">
+          <w:rFonts w:ascii="맑은 고딕" w:hAnsi="맑은 고딕" w:eastAsia="맑은 고딕"/>
+          <w:b w:val="0"/>
+          <w:sz w:val="21"/>
+        </w:rPr>
+        <w:t>서정미의 극치를 들려주는 테마 트랙 'Laura'는 영롱한 어쿠스틱 피아노와 절제된 스트링이 청자의 가슴을 아리게 물들이며, 신시사이저의 몽환적인 텍스처가 돋보이는 'Tristesse d'un cœur'는 유베 특유의 세련된 멜랑콜리를 완성도 높게 전해줍니다. 드라마틱한 편곡과 유려한 화성미가 앨범 전반을 꿰뚫고 있어 한 편의 서정시를 읽는 듯한 감흥을 줍니다.</w:t>
+      </w:r>
+    </w:p>
+    <w:p>
+      <w:pPr>
+        <w:spacing w:line="324" w:lineRule="auto" w:after="80"/>
+      </w:pPr>
+      <w:r>
+        <w:rPr w:rFonts="맑은 고딕">
+          <w:rFonts w:ascii="맑은 고딕" w:hAnsi="맑은 고딕" w:eastAsia="맑은 고딕"/>
+          <w:b w:val="0"/>
+          <w:color w:val="6B7280"/>
+          <w:sz w:val="21"/>
+        </w:rPr>
+        <w:t xml:space="preserve">· </w:t>
+      </w:r>
+      <w:r>
+        <w:rPr w:rFonts="맑은 고딕">
+          <w:rFonts w:ascii="맑은 고딕" w:hAnsi="맑은 고딕" w:eastAsia="맑은 고딕"/>
+          <w:b/>
+          <w:color w:val="1F2937"/>
+          <w:sz w:val="21"/>
+        </w:rPr>
+        <w:t xml:space="preserve">빈티지 감상 제언: </w:t>
+      </w:r>
+      <w:r>
+        <w:rPr w:rFonts="맑은 고딕">
+          <w:rFonts w:ascii="맑은 고딕" w:hAnsi="맑은 고딕" w:eastAsia="맑은 고딕"/>
+          <w:b w:val="0"/>
+          <w:sz w:val="21"/>
+        </w:rPr>
+        <w:t>초반부 피아노 타건의 섬세한 잔향과 따뜻하게 퍼지는 첼로의 현 울림은 아날로그 LP로 들을 때 그 진가를 발휘합니다. 진공관 앰프의 부드러운 온기와 턴테이블 바늘이 소리골을 긁으며 일으키는 미세한 노이즈는 마치 빛바랜 16mm 필름을 영사하는 듯한 몽환적인 감동을 배가시킵니다.</w:t>
+      </w:r>
+    </w:p>
+    <w:p>
+      <w:pPr>
+        <w:spacing w:line="324" w:lineRule="auto" w:after="80"/>
+      </w:pPr>
+      <w:r>
+        <w:rPr w:rFonts="맑은 고딕">
+          <w:rFonts w:ascii="맑은 고딕" w:hAnsi="맑은 고딕" w:eastAsia="맑은 고딕"/>
+          <w:b w:val="0"/>
+          <w:color w:val="6B7280"/>
+          <w:sz w:val="21"/>
+        </w:rPr>
+        <w:t xml:space="preserve">· </w:t>
+      </w:r>
+      <w:r>
+        <w:rPr w:rFonts="맑은 고딕">
+          <w:rFonts w:ascii="맑은 고딕" w:hAnsi="맑은 고딕" w:eastAsia="맑은 고딕"/>
+          <w:b/>
+          <w:color w:val="1F2937"/>
+          <w:sz w:val="21"/>
+        </w:rPr>
+        <w:t xml:space="preserve">소장 가치: </w:t>
+      </w:r>
+      <w:r>
+        <w:rPr w:rFonts="맑은 고딕">
+          <w:rFonts w:ascii="맑은 고딕" w:hAnsi="맑은 고딕" w:eastAsia="맑은 고딕"/>
+          <w:b w:val="0"/>
+          <w:sz w:val="21"/>
+        </w:rPr>
+        <w:t>유로 팝의 전성기를 이끈 거장의 음악적 깊이를 만날 수 있는 희귀한 명반으로, 클래식과 대중음악의 경계를 우아하게 허문 기념비적 레코드입니다. 유럽 오리지널 바이닐 프레싱 특유의 깊고 투명한 사운드 퀄리티는 음반 컬렉터라면 결코 놓쳐서는 안 될 높은 예술적·소장 가치를 지닙니다.</w:t>
+      </w:r>
+    </w:p>
+    <w:p>
+      <w:pPr>
+        <w:spacing w:line="324" w:lineRule="auto" w:after="120" w:before="160"/>
+      </w:pPr>
+      <w:r>
+        <w:rPr w:rFonts="맑은 고딕">
+          <w:rFonts w:ascii="맑은 고딕" w:hAnsi="맑은 고딕" w:eastAsia="맑은 고딕"/>
+          <w:b/>
+          <w:color w:val="4338CA"/>
+          <w:sz w:val="21"/>
+        </w:rPr>
+        <w:t>이 음반을 통해 아득한 노스탤지어의 그늘 속에서 패트릭 유베의 피아노가 전해주는 감동을 다시 한번 경험해 보시는 것은 어떨까요?</w:t>
       </w:r>
     </w:p>
     <w:sectPr>
       <w:pgSz w:w="12240" w:h="15840"/>
-      <w:pgMar w:top="1440" w:right="1440" w:bottom="1440" w:left="1440" w:header="720" w:footer="720" w:gutter="0"/>
+      <w:pgMar w:top="1152" w:right="1296" w:bottom="1152" w:left="1296" w:header="720" w:footer="720" w:gutter="0"/>
       <w:cols w:space="720"/>
       <w:docGrid w:linePitch="360"/>
     </w:sectPr>

--- a/word_reports/LP_0264_위치_243_Patrick Juvet_Laura Les m.docx
+++ b/word_reports/LP_0264_위치_243_Patrick Juvet_Laura Les m.docx
@@ -32,7 +32,7 @@
     </w:p>
     <w:p>
       <w:pPr>
-        <w:spacing w:line="324" w:lineRule="auto" w:before="80" w:after="160"/>
+        <w:spacing w:line="324" w:lineRule="auto" w:before="80" w:after="120"/>
       </w:pPr>
       <w:r>
         <w:rPr w:rFonts="맑은 고딕">
@@ -42,13 +42,6 @@
           <w:sz w:val="22"/>
         </w:rPr>
         <w:t xml:space="preserve">[음반 소개] </w:t>
-      </w:r>
-      <w:r>
-        <w:rPr w:rFonts="맑은 고딕">
-          <w:rFonts w:ascii="맑은 고딕" w:hAnsi="맑은 고딕" w:eastAsia="맑은 고딕"/>
-          <w:b w:val="0"/>
-          <w:sz w:val="21"/>
-        </w:rPr>
       </w:r>
     </w:p>
     <w:p>
@@ -61,7 +54,33 @@
           <w:b w:val="0"/>
           <w:sz w:val="21"/>
         </w:rPr>
-        <w:t>유러피언 팝의 우아한 낭만주의자 패트릭 유베가 직조해 낸 이 음반은 아스라한 청춘의 기억과 탐미적인 서정미가 짙게 베어 있는 숨은 걸작입니다. 클래식 피아노에 기반을 둔 그의 유려한 선율감과 1970년대 후반의 몽환적인 신시사이저 음향이 결합하여 지극히 관능적이면서도 순수한 음악적 풍경을 그려냅니다. 영화적 시정과 아날로그 사운드의 온기가 조화를 이루며, 듣는 이를 단숨에 눈부신 햇살과 짙은 그늘이 교차하는 지중해의 여름 한가운데로 데려다놓습니다. 시대를 초월하여 유럽 아트 팝의 가장 시적인 순간을 증언하는 기념비적인 음반입니다.</w:t>
+        <w:t>1970년대 유럽 팝 음악계의 가장 눈부신 아이콘 중 한 명이었던 패트릭 유베(Patrick Juvet)의 디스코그래피 중에서도 본작은 그의 유려한 음악적 스펙트럼과 예술적 깊이를 가장 순도 높게 증명하는 숨은 걸작입니다. 화려한 미러볼 아래를 수놓던 유로 디스코의 열풍에서 한 걸음 물러나, 사진과 영상 미학의 거장 데이비드 해밀턴(David Hamilton)의 탐미주의 영화 &lt;Laura, les ombres de l'été(로라, 여름날의 그림자)&gt;의 오리지널 사운드트랙으로 탄생한 이 음반은 대중음악가로서의 유베를 넘어 클래식 정규 교육을 거친 정통 피아니스트이자 작곡가로서의 진면목을 오롯이 드러냅니다.</w:t>
+      </w:r>
+    </w:p>
+    <w:p>
+      <w:pPr>
+        <w:spacing w:line="324" w:lineRule="auto" w:after="120"/>
+      </w:pPr>
+      <w:r>
+        <w:rPr w:rFonts="맑은 고딕">
+          <w:rFonts w:ascii="맑은 고딕" w:hAnsi="맑은 고딕" w:eastAsia="맑은 고딕"/>
+          <w:b w:val="0"/>
+          <w:sz w:val="21"/>
+        </w:rPr>
+        <w:t>음반 전체를 지배하는 정조는 햇살이 부서지는 찰나의 순간과 그 뒤로 길게 드리워진 그늘의 교차입니다. 유베는 해밀턴 특유의 몽환적이고 흐릿한 ‘소프트 포커스’ 영상 미학을 건반의 터치와 유려한 오케스트레이션, 그리고 낭만적인 아날로그 신시사이저의 잔향으로 치환해 냈습니다. 유년과 성년의 경계에 선 불안정한 청춘의 서정, 그리고 영원히 붙잡을 수 없는 여름날의 덧없는 기억들이 지극히 서정적인 멜로디 라인을 타고 가슴 시리도록 아름답게 펼쳐집니다.</w:t>
+      </w:r>
+    </w:p>
+    <w:p>
+      <w:pPr>
+        <w:spacing w:line="324" w:lineRule="auto" w:after="120"/>
+      </w:pPr>
+      <w:r>
+        <w:rPr w:rFonts="맑은 고딕">
+          <w:rFonts w:ascii="맑은 고딕" w:hAnsi="맑은 고딕" w:eastAsia="맑은 고딕"/>
+          <w:b w:val="0"/>
+          <w:sz w:val="21"/>
+        </w:rPr>
+        <w:t>세월의 풍파 속에서도 이 음반이 변치 않는 생명력을 지니는 이유는, 상업적 유행에 기대지 않고 순수한 감성의 파동에 귀를 기울였기 때문입니다. 프렌치 팝의 세련된 감수성과 고전 클래식의 단아한 기품, 여기에 앰비언트적인 공간감이 한데 어우러져 듣는 이를 아득한 노스탤지어의 심연으로 이끕니다. 빛바랜 흑백 사진 속에 깃든 미세한 온기처럼, 패트릭 유베가 직조해 낸 선율의 텍스처는 턴테이블의 회전과 함께 시간의 경계를 허물며 클래식과 팝 애호가 모두의 영혼을 깊이 있게 어루만집니다.</w:t>
       </w:r>
     </w:p>
     <w:p>
@@ -168,7 +187,7 @@
           <w:b w:val="0"/>
           <w:sz w:val="21"/>
         </w:rPr>
-        <w:t>1979년 프랑스 바클레이(Barclay) 레이블을 통해 공개된 데이비드 해밀턴 감독의 탐미주의 영화 《Laura, les ombres de l'été(로라, 여름날의 그림자)》 오리지널 사운드트랙 기반의 명반으로, 패트릭 유베의 천재적인 멜로디 감각이 최고조에 달했을 때 탄생한 음반입니다.</w:t>
+        <w:t>1979년 발매. 탐미주의 영상 미학의 대가 데이비드 해밀턴 감독의 영화 &lt;Laura, les ombres de l'été&gt;를 위해 패트릭 유베가 작곡과 연주를 총괄한 기념비적인 오리지널 스코어 음반입니다.</w:t>
       </w:r>
     </w:p>
     <w:p>
@@ -199,7 +218,7 @@
           <w:b w:val="0"/>
           <w:sz w:val="21"/>
         </w:rPr>
-        <w:t>발매 직후 프랑스와 유럽 전역의 사운드트랙 차트 상위권에 안착하며 영화의 센세이션과 함께 뜨거운 인기를 누렸으며, 골드 레코드에 필적하는 준수한 판매고를 기록하며 오랜 시간 컬렉터스 아이템으로 자리 잡았습니다.</w:t>
+        <w:t>발매 당시 유럽 전역의 시네필과 프렌치 팝 마니아들 사이에서 뜨거운 반향을 일으켰으며, 프랑스와 일본 등지에서 사운드트랙 차트 상위권에 오르며 높은 소장 가치를 인정받았습니다.</w:t>
       </w:r>
     </w:p>
     <w:p>
@@ -230,7 +249,7 @@
           <w:b w:val="0"/>
           <w:sz w:val="21"/>
         </w:rPr>
-        <w:t>유럽 유수의 영화 음악 및 팝 비평지에서 "영상과 음악의 가장 완벽한 서정적 융합"이라는 찬사를 받았으며, 70년대 프렌치 신스 팝 및 유러피언 사운드트랙 분야의 명작으로 공인되었습니다.</w:t>
+        <w:t>유럽 영화음악계에서 영상과 음악의 완벽한 융합을 이뤄낸 수작으로 손꼽히며, 패트릭 유베에게 상업 팝 스타를 넘어 진정한 클래시컬 작곡가로서의 예술적 권위를 부여한 작품으로 평가받습니다.</w:t>
       </w:r>
     </w:p>
     <w:p>
@@ -275,7 +294,7 @@
           <w:b w:val="0"/>
           <w:sz w:val="21"/>
         </w:rPr>
-        <w:t>스위스 (프랑스 중심 활동)</w:t>
+        <w:t>스위스</w:t>
       </w:r>
     </w:p>
     <w:p>
@@ -337,7 +356,7 @@
           <w:b w:val="0"/>
           <w:sz w:val="21"/>
         </w:rPr>
-        <w:t>솔로 (싱어송라이터 / 작곡가 / 피아니스트)</w:t>
+        <w:t>솔로</w:t>
       </w:r>
     </w:p>
     <w:p>
@@ -368,7 +387,7 @@
           <w:b w:val="0"/>
           <w:sz w:val="21"/>
         </w:rPr>
-        <w:t>몽트뢰 음악원에서 클래식 피아노를 전공한 정통 음악도로, 유로비전 송 콘테스트 출전과 장 미셸 자르(Jean-Michel Jarre)와의 선구적 협업을 통해 프렌치 샹송과 전자 음악, 디스코를 융합한 천재 음악가입니다. 화려한 글램 록과 웅장한 디스코, 그리고 애수 어린 발라드를 자유자재로 넘나들며 1970년대 유럽 팝 음악계를 뒤흔든 독보적인 아이콘으로 평가받습니다.</w:t>
+        <w:t>피아노 영재로 출발해 파리와 런던을 무대로 유러피언 팝, 글램 록, 디스코의 역사를 새로 쓴 천재 뮤지션입니다. 장 미셸 자르와의 혁신적인 협업 등을 통해 시대를 앞서간 감각적 사운드를 구현하며 1970년대 유럽 대중음악의 정점에 섰던 독보적인 아티스트입니다.</w:t>
       </w:r>
     </w:p>
     <w:p>
@@ -413,7 +432,7 @@
           <w:b w:val="0"/>
           <w:sz w:val="21"/>
         </w:rPr>
-        <w:t>디스코의 황제라는 화려한 외피 속에 감춰져 있던 패트릭 유베의 정통 클래식 작곡 역량과 아방가르드한 감수성이 폭발한 작품입니다. 영화 음악의 영역을 넘어 프렌치 일렉트로닉 팝과 오케스트레이션이 황홀하게 교차하는 사운드스케이프를 제시하며, 후대 드림 팝과 칠아웃 음악의 태동에 깊은 영감을 준 음악사적 의미를 지닙니다.</w:t>
+        <w:t>디스코 황제로 군림하던 유베가 본령인 클래식 피아노로 회귀하여 프랑스 인상주의 음악의 결을 대중적 감수성으로 빚어낸 네오클래시컬 사운드트랙의 숨겨진 명작입니다.</w:t>
       </w:r>
     </w:p>
     <w:p>
@@ -444,7 +463,7 @@
           <w:b w:val="0"/>
           <w:sz w:val="21"/>
         </w:rPr>
-        <w:t>1970년대 말 유럽 청년들이 갈망하던 낭만주의와 아련한 노스탤지어가 고스란히 담겨 있습니다. 눈이 부실 정도로 찬란했던 청춘의 계절 뒤편에 찾아오는 쓸쓸함과 그리움을 우아한 멜로디로 어루만지며, 당시 세련된 파리지앵들의 감수성과 낭만을 완벽하게 대변해 주는 시대의 거울과도 같은 앨범입니다.</w:t>
+        <w:t>1970년대 후반 유럽 문화계를 매혹했던 나른하고 감각적인 낭만주의, 그리고 아날로그 특유의 따스함과 쓸쓸함이 청춘의 찬란하고도 아련한 심상 속에 고스란히 각인되어 있습니다.</w:t>
       </w:r>
     </w:p>
     <w:p>
@@ -489,7 +508,7 @@
           <w:b w:val="0"/>
           <w:sz w:val="21"/>
         </w:rPr>
-        <w:t>서정미의 극치를 들려주는 테마 트랙 'Laura'는 영롱한 어쿠스틱 피아노와 절제된 스트링이 청자의 가슴을 아리게 물들이며, 신시사이저의 몽환적인 텍스처가 돋보이는 'Tristesse d'un cœur'는 유베 특유의 세련된 멜랑콜리를 완성도 높게 전해줍니다. 드라마틱한 편곡과 유려한 화성미가 앨범 전반을 꿰뚫고 있어 한 편의 서정시를 읽는 듯한 감흥을 줍니다.</w:t>
+        <w:t>잔잔한 피아노 아르페지오 위로 애수 어린 현악이 덧입혀져 잊지 못할 여운을 남기는 메인 테마 'Laura'와, 햇살 아래 일렁이는 그림자를 섬세한 건반 터치로 묘사한 미학적 소품곡들이 유기적으로 연결되어 한 편의 시를 감상하는 듯한 깊은 서정성을 선사합니다.</w:t>
       </w:r>
     </w:p>
     <w:p>
@@ -520,7 +539,7 @@
           <w:b w:val="0"/>
           <w:sz w:val="21"/>
         </w:rPr>
-        <w:t>초반부 피아노 타건의 섬세한 잔향과 따뜻하게 퍼지는 첼로의 현 울림은 아날로그 LP로 들을 때 그 진가를 발휘합니다. 진공관 앰프의 부드러운 온기와 턴테이블 바늘이 소리골을 긁으며 일으키는 미세한 노이즈는 마치 빛바랜 16mm 필름을 영사하는 듯한 몽환적인 감동을 배가시킵니다.</w:t>
+        <w:t>진공관 앰프의 부드러운 배음과 침압을 낮춘 카트리지를 통해 감상할 때 가장 극적인 감흥을 전합니다. 바이닐 그루브의 미세한 마찰음이 유베의 피아노 타건 사이로 번지는 잔향과 어우러져 마치 오래된 영화관의 어둠 속에서 아날로그 필름을 응시하는 듯한 공감각적 경험을 제공합니다.</w:t>
       </w:r>
     </w:p>
     <w:p>
@@ -551,7 +570,7 @@
           <w:b w:val="0"/>
           <w:sz w:val="21"/>
         </w:rPr>
-        <w:t>유로 팝의 전성기를 이끈 거장의 음악적 깊이를 만날 수 있는 희귀한 명반으로, 클래식과 대중음악의 경계를 우아하게 허문 기념비적 레코드입니다. 유럽 오리지널 바이닐 프레싱 특유의 깊고 투명한 사운드 퀄리티는 음반 컬렉터라면 결코 놓쳐서는 안 될 높은 예술적·소장 가치를 지닙니다.</w:t>
+        <w:t>유베의 디스코그래피 중에서도 음악적 순수성이 가장 찬란하게 빛나는 희귀 명반으로, 클래식과 프렌치 팝, 그리고 유럽 영화음악의 황금기를 아우르는 바이닐 컬렉터의 서가에서 결코 빠질 수 없는 귀중한 자산입니다.</w:t>
       </w:r>
     </w:p>
     <w:p>
@@ -565,7 +584,7 @@
           <w:color w:val="4338CA"/>
           <w:sz w:val="21"/>
         </w:rPr>
-        <w:t>이 음반을 통해 아득한 노스탤지어의 그늘 속에서 패트릭 유베의 피아노가 전해주는 감동을 다시 한번 경험해 보시는 것은 어떨까요?</w:t>
+        <w:t>이 음반을 통해 아득히 먼 여름날의 그림자처럼 서정적이면서도 품격 넘치는 선율이 전해주는 감동을 다시 한번 경험해 보시는 것은 어떨까요?</w:t>
       </w:r>
     </w:p>
     <w:sectPr>
